--- a/files/2024-03-EO.docx
+++ b/files/2024-03-EO.docx
@@ -1,6 +1,6 @@
 
 <file path=word/document.xml><?xml version="1.0" encoding="utf-8"?>
-<w:document xmlns:wpc="http://schemas.microsoft.com/office/word/2010/wordprocessingCanvas" xmlns:cx="http://schemas.microsoft.com/office/drawing/2014/chartex" xmlns:cx1="http://schemas.microsoft.com/office/drawing/2015/9/8/chartex" xmlns:cx2="http://schemas.microsoft.com/office/drawing/2015/10/21/chartex" xmlns:cx3="http://schemas.microsoft.com/office/drawing/2016/5/9/chartex" xmlns:cx4="http://schemas.microsoft.com/office/drawing/2016/5/10/chartex" xmlns:cx5="http://schemas.microsoft.com/office/drawing/2016/5/11/chartex" xmlns:cx6="http://schemas.microsoft.com/office/drawing/2016/5/12/chartex" xmlns:cx7="http://schemas.microsoft.com/office/drawing/2016/5/13/chartex" xmlns:cx8="http://schemas.microsoft.com/office/drawing/2016/5/14/chartex" xmlns:mc="http://schemas.openxmlformats.org/markup-compatibility/2006" xmlns:aink="http://schemas.microsoft.com/office/drawing/2016/ink" xmlns:am3d="http://schemas.microsoft.com/office/drawing/2017/model3d" xmlns:o="urn:schemas-microsoft-com:office:office" xmlns:oel="http://schemas.microsoft.com/office/2019/extlst" xmlns:r="http://schemas.openxmlformats.org/officeDocument/2006/relationships" xmlns:m="http://schemas.openxmlformats.org/officeDocument/2006/math" xmlns:v="urn:schemas-microsoft-com:vml" xmlns:wp14="http://schemas.microsoft.com/office/word/2010/wordprocessingDrawing" xmlns:wp="http://schemas.openxmlformats.org/drawingml/2006/wordprocessingDrawing" xmlns:w10="urn:schemas-microsoft-com:office:word" xmlns:w="http://schemas.openxmlformats.org/wordprocessingml/2006/main" xmlns:w14="http://schemas.microsoft.com/office/word/2010/wordml" xmlns:w15="http://schemas.microsoft.com/office/word/2012/wordml" xmlns:w16cex="http://schemas.microsoft.com/office/word/2018/wordml/cex" xmlns:w16cid="http://schemas.microsoft.com/office/word/2016/wordml/cid" xmlns:w16="http://schemas.microsoft.com/office/word/2018/wordml" xmlns:w16sdtdh="http://schemas.microsoft.com/office/word/2020/wordml/sdtdatahash" xmlns:w16se="http://schemas.microsoft.com/office/word/2015/wordml/symex" xmlns:wpg="http://schemas.microsoft.com/office/word/2010/wordprocessingGroup" xmlns:wpi="http://schemas.microsoft.com/office/word/2010/wordprocessingInk" xmlns:wne="http://schemas.microsoft.com/office/word/2006/wordml" xmlns:wps="http://schemas.microsoft.com/office/word/2010/wordprocessingShape" mc:Ignorable="w14 w15 w16se w16cid w16 w16cex w16sdtdh wp14">
+<w:document xmlns:wpc="http://schemas.microsoft.com/office/word/2010/wordprocessingCanvas" xmlns:cx="http://schemas.microsoft.com/office/drawing/2014/chartex" xmlns:cx1="http://schemas.microsoft.com/office/drawing/2015/9/8/chartex" xmlns:cx2="http://schemas.microsoft.com/office/drawing/2015/10/21/chartex" xmlns:cx3="http://schemas.microsoft.com/office/drawing/2016/5/9/chartex" xmlns:cx4="http://schemas.microsoft.com/office/drawing/2016/5/10/chartex" xmlns:cx5="http://schemas.microsoft.com/office/drawing/2016/5/11/chartex" xmlns:cx6="http://schemas.microsoft.com/office/drawing/2016/5/12/chartex" xmlns:cx7="http://schemas.microsoft.com/office/drawing/2016/5/13/chartex" xmlns:cx8="http://schemas.microsoft.com/office/drawing/2016/5/14/chartex" xmlns:mc="http://schemas.openxmlformats.org/markup-compatibility/2006" xmlns:aink="http://schemas.microsoft.com/office/drawing/2016/ink" xmlns:am3d="http://schemas.microsoft.com/office/drawing/2017/model3d" xmlns:o="urn:schemas-microsoft-com:office:office" xmlns:oel="http://schemas.microsoft.com/office/2019/extlst" xmlns:r="http://schemas.openxmlformats.org/officeDocument/2006/relationships" xmlns:m="http://schemas.openxmlformats.org/officeDocument/2006/math" xmlns:v="urn:schemas-microsoft-com:vml" xmlns:wp14="http://schemas.microsoft.com/office/word/2010/wordprocessingDrawing" xmlns:wp="http://schemas.openxmlformats.org/drawingml/2006/wordprocessingDrawing" xmlns:w10="urn:schemas-microsoft-com:office:word" xmlns:w="http://schemas.openxmlformats.org/wordprocessingml/2006/main" xmlns:w14="http://schemas.microsoft.com/office/word/2010/wordml" xmlns:w15="http://schemas.microsoft.com/office/word/2012/wordml" xmlns:w16cex="http://schemas.microsoft.com/office/word/2018/wordml/cex" xmlns:w16cid="http://schemas.microsoft.com/office/word/2016/wordml/cid" xmlns:w16="http://schemas.microsoft.com/office/word/2018/wordml" xmlns:w16du="http://schemas.microsoft.com/office/word/2023/wordml/word16du" xmlns:w16sdtdh="http://schemas.microsoft.com/office/word/2020/wordml/sdtdatahash" xmlns:w16sdtfl="http://schemas.microsoft.com/office/word/2024/wordml/sdtformatlock" xmlns:w16se="http://schemas.microsoft.com/office/word/2015/wordml/symex" xmlns:wpg="http://schemas.microsoft.com/office/word/2010/wordprocessingGroup" xmlns:wpi="http://schemas.microsoft.com/office/word/2010/wordprocessingInk" xmlns:wne="http://schemas.microsoft.com/office/word/2006/wordml" xmlns:wps="http://schemas.microsoft.com/office/word/2010/wordprocessingShape" mc:Ignorable="w14 w15 w16se w16cid w16 w16cex w16sdtdh w16sdtfl w16du wp14">
   <w:body>
     <w:p>
       <w:pPr>
@@ -700,7 +700,6 @@
                     <w:bottom w:val="nil"/>
                     <w:right w:val="single" w:sz="8" w:space="0" w:color="auto"/>
                   </w:tcBorders>
-                  <w:shd w:val="clear" w:color="auto" w:fill="auto"/>
                   <w:noWrap/>
                   <w:vAlign w:val="center"/>
                   <w:hideMark/>
@@ -729,7 +728,6 @@
                     <w:bottom w:val="nil"/>
                     <w:right w:val="single" w:sz="8" w:space="0" w:color="auto"/>
                   </w:tcBorders>
-                  <w:shd w:val="clear" w:color="auto" w:fill="auto"/>
                   <w:noWrap/>
                   <w:vAlign w:val="center"/>
                   <w:hideMark/>
@@ -758,7 +756,6 @@
                     <w:bottom w:val="nil"/>
                     <w:right w:val="single" w:sz="8" w:space="0" w:color="auto"/>
                   </w:tcBorders>
-                  <w:shd w:val="clear" w:color="auto" w:fill="auto"/>
                   <w:noWrap/>
                   <w:vAlign w:val="center"/>
                   <w:hideMark/>
@@ -793,7 +790,6 @@
                     <w:bottom w:val="single" w:sz="8" w:space="0" w:color="auto"/>
                     <w:right w:val="single" w:sz="8" w:space="0" w:color="auto"/>
                   </w:tcBorders>
-                  <w:shd w:val="clear" w:color="auto" w:fill="auto"/>
                   <w:noWrap/>
                   <w:vAlign w:val="center"/>
                   <w:hideMark/>
@@ -822,7 +818,6 @@
                     <w:bottom w:val="single" w:sz="8" w:space="0" w:color="auto"/>
                     <w:right w:val="single" w:sz="8" w:space="0" w:color="auto"/>
                   </w:tcBorders>
-                  <w:shd w:val="clear" w:color="auto" w:fill="auto"/>
                   <w:noWrap/>
                   <w:vAlign w:val="center"/>
                   <w:hideMark/>
@@ -852,7 +847,6 @@
                     <w:bottom w:val="single" w:sz="8" w:space="0" w:color="auto"/>
                     <w:right w:val="single" w:sz="8" w:space="0" w:color="auto"/>
                   </w:tcBorders>
-                  <w:shd w:val="clear" w:color="auto" w:fill="auto"/>
                   <w:noWrap/>
                   <w:vAlign w:val="center"/>
                   <w:hideMark/>
@@ -888,7 +882,6 @@
                     <w:bottom w:val="single" w:sz="8" w:space="0" w:color="auto"/>
                     <w:right w:val="single" w:sz="8" w:space="0" w:color="auto"/>
                   </w:tcBorders>
-                  <w:shd w:val="clear" w:color="auto" w:fill="auto"/>
                   <w:noWrap/>
                   <w:vAlign w:val="center"/>
                   <w:hideMark/>
@@ -917,7 +910,6 @@
                     <w:bottom w:val="single" w:sz="8" w:space="0" w:color="auto"/>
                     <w:right w:val="single" w:sz="8" w:space="0" w:color="auto"/>
                   </w:tcBorders>
-                  <w:shd w:val="clear" w:color="auto" w:fill="auto"/>
                   <w:noWrap/>
                   <w:vAlign w:val="center"/>
                   <w:hideMark/>
@@ -947,7 +939,6 @@
                     <w:bottom w:val="single" w:sz="8" w:space="0" w:color="auto"/>
                     <w:right w:val="single" w:sz="8" w:space="0" w:color="auto"/>
                   </w:tcBorders>
-                  <w:shd w:val="clear" w:color="auto" w:fill="auto"/>
                   <w:noWrap/>
                   <w:vAlign w:val="center"/>
                   <w:hideMark/>
@@ -983,7 +974,6 @@
                     <w:bottom w:val="single" w:sz="8" w:space="0" w:color="auto"/>
                     <w:right w:val="single" w:sz="8" w:space="0" w:color="auto"/>
                   </w:tcBorders>
-                  <w:shd w:val="clear" w:color="auto" w:fill="auto"/>
                   <w:noWrap/>
                   <w:vAlign w:val="center"/>
                   <w:hideMark/>
@@ -1012,7 +1002,6 @@
                     <w:bottom w:val="single" w:sz="8" w:space="0" w:color="auto"/>
                     <w:right w:val="single" w:sz="8" w:space="0" w:color="auto"/>
                   </w:tcBorders>
-                  <w:shd w:val="clear" w:color="auto" w:fill="auto"/>
                   <w:noWrap/>
                   <w:vAlign w:val="center"/>
                   <w:hideMark/>
@@ -1042,7 +1031,6 @@
                     <w:bottom w:val="single" w:sz="8" w:space="0" w:color="auto"/>
                     <w:right w:val="single" w:sz="8" w:space="0" w:color="auto"/>
                   </w:tcBorders>
-                  <w:shd w:val="clear" w:color="auto" w:fill="auto"/>
                   <w:noWrap/>
                   <w:vAlign w:val="center"/>
                   <w:hideMark/>
@@ -1078,7 +1066,6 @@
                     <w:bottom w:val="single" w:sz="8" w:space="0" w:color="auto"/>
                     <w:right w:val="single" w:sz="8" w:space="0" w:color="auto"/>
                   </w:tcBorders>
-                  <w:shd w:val="clear" w:color="auto" w:fill="auto"/>
                   <w:noWrap/>
                   <w:vAlign w:val="center"/>
                   <w:hideMark/>
@@ -1107,7 +1094,6 @@
                     <w:bottom w:val="single" w:sz="8" w:space="0" w:color="auto"/>
                     <w:right w:val="single" w:sz="8" w:space="0" w:color="auto"/>
                   </w:tcBorders>
-                  <w:shd w:val="clear" w:color="auto" w:fill="auto"/>
                   <w:noWrap/>
                   <w:vAlign w:val="center"/>
                   <w:hideMark/>
@@ -1137,7 +1123,6 @@
                     <w:bottom w:val="single" w:sz="8" w:space="0" w:color="auto"/>
                     <w:right w:val="single" w:sz="8" w:space="0" w:color="auto"/>
                   </w:tcBorders>
-                  <w:shd w:val="clear" w:color="auto" w:fill="auto"/>
                   <w:noWrap/>
                   <w:vAlign w:val="center"/>
                   <w:hideMark/>
@@ -1173,7 +1158,6 @@
                     <w:bottom w:val="single" w:sz="8" w:space="0" w:color="auto"/>
                     <w:right w:val="single" w:sz="8" w:space="0" w:color="auto"/>
                   </w:tcBorders>
-                  <w:shd w:val="clear" w:color="auto" w:fill="auto"/>
                   <w:noWrap/>
                   <w:vAlign w:val="center"/>
                   <w:hideMark/>
@@ -1202,7 +1186,6 @@
                     <w:bottom w:val="single" w:sz="8" w:space="0" w:color="auto"/>
                     <w:right w:val="single" w:sz="8" w:space="0" w:color="auto"/>
                   </w:tcBorders>
-                  <w:shd w:val="clear" w:color="auto" w:fill="auto"/>
                   <w:noWrap/>
                   <w:vAlign w:val="center"/>
                   <w:hideMark/>
@@ -1232,7 +1215,6 @@
                     <w:bottom w:val="single" w:sz="8" w:space="0" w:color="auto"/>
                     <w:right w:val="single" w:sz="8" w:space="0" w:color="auto"/>
                   </w:tcBorders>
-                  <w:shd w:val="clear" w:color="auto" w:fill="auto"/>
                   <w:noWrap/>
                   <w:vAlign w:val="center"/>
                   <w:hideMark/>
@@ -1268,7 +1250,6 @@
                     <w:bottom w:val="single" w:sz="8" w:space="0" w:color="auto"/>
                     <w:right w:val="single" w:sz="8" w:space="0" w:color="auto"/>
                   </w:tcBorders>
-                  <w:shd w:val="clear" w:color="auto" w:fill="auto"/>
                   <w:noWrap/>
                   <w:vAlign w:val="center"/>
                   <w:hideMark/>
@@ -1297,7 +1278,6 @@
                     <w:bottom w:val="single" w:sz="8" w:space="0" w:color="auto"/>
                     <w:right w:val="single" w:sz="8" w:space="0" w:color="auto"/>
                   </w:tcBorders>
-                  <w:shd w:val="clear" w:color="auto" w:fill="auto"/>
                   <w:noWrap/>
                   <w:vAlign w:val="center"/>
                   <w:hideMark/>
@@ -1327,7 +1307,6 @@
                     <w:bottom w:val="single" w:sz="8" w:space="0" w:color="auto"/>
                     <w:right w:val="single" w:sz="8" w:space="0" w:color="auto"/>
                   </w:tcBorders>
-                  <w:shd w:val="clear" w:color="auto" w:fill="auto"/>
                   <w:noWrap/>
                   <w:vAlign w:val="center"/>
                   <w:hideMark/>
@@ -1363,7 +1342,6 @@
                     <w:bottom w:val="single" w:sz="8" w:space="0" w:color="auto"/>
                     <w:right w:val="single" w:sz="8" w:space="0" w:color="auto"/>
                   </w:tcBorders>
-                  <w:shd w:val="clear" w:color="auto" w:fill="auto"/>
                   <w:noWrap/>
                   <w:vAlign w:val="center"/>
                   <w:hideMark/>
@@ -1392,7 +1370,6 @@
                     <w:bottom w:val="single" w:sz="8" w:space="0" w:color="auto"/>
                     <w:right w:val="single" w:sz="8" w:space="0" w:color="auto"/>
                   </w:tcBorders>
-                  <w:shd w:val="clear" w:color="auto" w:fill="auto"/>
                   <w:noWrap/>
                   <w:vAlign w:val="center"/>
                   <w:hideMark/>
@@ -1422,7 +1399,6 @@
                     <w:bottom w:val="single" w:sz="8" w:space="0" w:color="auto"/>
                     <w:right w:val="single" w:sz="8" w:space="0" w:color="auto"/>
                   </w:tcBorders>
-                  <w:shd w:val="clear" w:color="auto" w:fill="auto"/>
                   <w:noWrap/>
                   <w:vAlign w:val="center"/>
                   <w:hideMark/>
@@ -1458,7 +1434,6 @@
                     <w:bottom w:val="single" w:sz="8" w:space="0" w:color="auto"/>
                     <w:right w:val="single" w:sz="8" w:space="0" w:color="auto"/>
                   </w:tcBorders>
-                  <w:shd w:val="clear" w:color="auto" w:fill="auto"/>
                   <w:noWrap/>
                   <w:vAlign w:val="center"/>
                   <w:hideMark/>
@@ -1487,7 +1462,6 @@
                     <w:bottom w:val="single" w:sz="8" w:space="0" w:color="auto"/>
                     <w:right w:val="single" w:sz="8" w:space="0" w:color="auto"/>
                   </w:tcBorders>
-                  <w:shd w:val="clear" w:color="auto" w:fill="auto"/>
                   <w:noWrap/>
                   <w:vAlign w:val="center"/>
                   <w:hideMark/>
@@ -1517,7 +1491,6 @@
                     <w:bottom w:val="single" w:sz="8" w:space="0" w:color="auto"/>
                     <w:right w:val="single" w:sz="8" w:space="0" w:color="auto"/>
                   </w:tcBorders>
-                  <w:shd w:val="clear" w:color="auto" w:fill="auto"/>
                   <w:noWrap/>
                   <w:vAlign w:val="center"/>
                   <w:hideMark/>
@@ -1553,7 +1526,6 @@
                     <w:bottom w:val="single" w:sz="8" w:space="0" w:color="auto"/>
                     <w:right w:val="single" w:sz="8" w:space="0" w:color="auto"/>
                   </w:tcBorders>
-                  <w:shd w:val="clear" w:color="auto" w:fill="auto"/>
                   <w:noWrap/>
                   <w:vAlign w:val="center"/>
                   <w:hideMark/>
@@ -1582,7 +1554,6 @@
                     <w:bottom w:val="single" w:sz="8" w:space="0" w:color="auto"/>
                     <w:right w:val="single" w:sz="8" w:space="0" w:color="auto"/>
                   </w:tcBorders>
-                  <w:shd w:val="clear" w:color="auto" w:fill="auto"/>
                   <w:noWrap/>
                   <w:vAlign w:val="center"/>
                   <w:hideMark/>
@@ -1612,7 +1583,6 @@
                     <w:bottom w:val="single" w:sz="8" w:space="0" w:color="auto"/>
                     <w:right w:val="single" w:sz="8" w:space="0" w:color="auto"/>
                   </w:tcBorders>
-                  <w:shd w:val="clear" w:color="auto" w:fill="auto"/>
                   <w:noWrap/>
                   <w:vAlign w:val="center"/>
                   <w:hideMark/>
@@ -1648,7 +1618,6 @@
                     <w:bottom w:val="single" w:sz="8" w:space="0" w:color="auto"/>
                     <w:right w:val="single" w:sz="8" w:space="0" w:color="auto"/>
                   </w:tcBorders>
-                  <w:shd w:val="clear" w:color="auto" w:fill="auto"/>
                   <w:noWrap/>
                   <w:vAlign w:val="center"/>
                   <w:hideMark/>
@@ -1677,7 +1646,6 @@
                     <w:bottom w:val="single" w:sz="8" w:space="0" w:color="auto"/>
                     <w:right w:val="single" w:sz="8" w:space="0" w:color="auto"/>
                   </w:tcBorders>
-                  <w:shd w:val="clear" w:color="auto" w:fill="auto"/>
                   <w:noWrap/>
                   <w:vAlign w:val="center"/>
                   <w:hideMark/>
@@ -1707,7 +1675,6 @@
                     <w:bottom w:val="single" w:sz="8" w:space="0" w:color="auto"/>
                     <w:right w:val="single" w:sz="8" w:space="0" w:color="auto"/>
                   </w:tcBorders>
-                  <w:shd w:val="clear" w:color="auto" w:fill="auto"/>
                   <w:noWrap/>
                   <w:vAlign w:val="center"/>
                   <w:hideMark/>
@@ -1743,7 +1710,6 @@
                     <w:bottom w:val="single" w:sz="8" w:space="0" w:color="auto"/>
                     <w:right w:val="single" w:sz="8" w:space="0" w:color="auto"/>
                   </w:tcBorders>
-                  <w:shd w:val="clear" w:color="auto" w:fill="auto"/>
                   <w:noWrap/>
                   <w:vAlign w:val="center"/>
                   <w:hideMark/>
@@ -1772,7 +1738,6 @@
                     <w:bottom w:val="single" w:sz="8" w:space="0" w:color="auto"/>
                     <w:right w:val="single" w:sz="8" w:space="0" w:color="auto"/>
                   </w:tcBorders>
-                  <w:shd w:val="clear" w:color="auto" w:fill="auto"/>
                   <w:noWrap/>
                   <w:vAlign w:val="center"/>
                   <w:hideMark/>
@@ -1802,7 +1767,6 @@
                     <w:bottom w:val="single" w:sz="8" w:space="0" w:color="auto"/>
                     <w:right w:val="single" w:sz="8" w:space="0" w:color="auto"/>
                   </w:tcBorders>
-                  <w:shd w:val="clear" w:color="auto" w:fill="auto"/>
                   <w:noWrap/>
                   <w:vAlign w:val="center"/>
                   <w:hideMark/>
@@ -1838,7 +1802,6 @@
                     <w:bottom w:val="single" w:sz="8" w:space="0" w:color="auto"/>
                     <w:right w:val="single" w:sz="8" w:space="0" w:color="auto"/>
                   </w:tcBorders>
-                  <w:shd w:val="clear" w:color="auto" w:fill="auto"/>
                   <w:noWrap/>
                   <w:vAlign w:val="center"/>
                   <w:hideMark/>
@@ -1867,7 +1830,6 @@
                     <w:bottom w:val="single" w:sz="8" w:space="0" w:color="auto"/>
                     <w:right w:val="single" w:sz="8" w:space="0" w:color="auto"/>
                   </w:tcBorders>
-                  <w:shd w:val="clear" w:color="auto" w:fill="auto"/>
                   <w:noWrap/>
                   <w:vAlign w:val="center"/>
                   <w:hideMark/>
@@ -1897,7 +1859,6 @@
                     <w:bottom w:val="single" w:sz="8" w:space="0" w:color="auto"/>
                     <w:right w:val="single" w:sz="8" w:space="0" w:color="auto"/>
                   </w:tcBorders>
-                  <w:shd w:val="clear" w:color="auto" w:fill="auto"/>
                   <w:noWrap/>
                   <w:vAlign w:val="center"/>
                   <w:hideMark/>
@@ -1934,7 +1895,6 @@
                     <w:bottom w:val="single" w:sz="8" w:space="0" w:color="auto"/>
                     <w:right w:val="single" w:sz="8" w:space="0" w:color="000000"/>
                   </w:tcBorders>
-                  <w:shd w:val="clear" w:color="auto" w:fill="auto"/>
                   <w:noWrap/>
                   <w:vAlign w:val="center"/>
                   <w:hideMark/>
@@ -1964,7 +1924,6 @@
                     <w:bottom w:val="single" w:sz="8" w:space="0" w:color="auto"/>
                     <w:right w:val="single" w:sz="8" w:space="0" w:color="auto"/>
                   </w:tcBorders>
-                  <w:shd w:val="clear" w:color="auto" w:fill="auto"/>
                   <w:noWrap/>
                   <w:vAlign w:val="center"/>
                   <w:hideMark/>
@@ -2538,7 +2497,23 @@
                 <w:rFonts w:eastAsia="Lucida Sans" w:cs="Lucida Sans"/>
                 <w:spacing w:val="-1"/>
               </w:rPr>
-              <w:t xml:space="preserve">. Endvidere i henhold til akademiets eksamensreglement, som du finder på </w:t>
+              <w:t xml:space="preserve">. </w:t>
+            </w:r>
+            <w:proofErr w:type="gramStart"/>
+            <w:r>
+              <w:rPr>
+                <w:rFonts w:eastAsia="Lucida Sans" w:cs="Lucida Sans"/>
+                <w:spacing w:val="-1"/>
+              </w:rPr>
+              <w:t>Endvidere</w:t>
+            </w:r>
+            <w:proofErr w:type="gramEnd"/>
+            <w:r>
+              <w:rPr>
+                <w:rFonts w:eastAsia="Lucida Sans" w:cs="Lucida Sans"/>
+                <w:spacing w:val="-1"/>
+              </w:rPr>
+              <w:t xml:space="preserve"> i henhold til akademiets eksamensreglement, som du finder på </w:t>
             </w:r>
             <w:proofErr w:type="spellStart"/>
             <w:r>
@@ -4164,7 +4139,27 @@
           <w:sz w:val="24"/>
           <w:szCs w:val="24"/>
         </w:rPr>
-        <w:t>Beregn de samlede produktionsomkostninger (egenprisen) pr. stk., salgsprisen eksklusiv moms pr. stk. samt resultatet ved salg af de planlagte 1 mio. stk. (15 point)</w:t>
+        <w:t xml:space="preserve">Beregn de samlede produktionsomkostninger (egenprisen) pr. stk., salgsprisen </w:t>
+      </w:r>
+      <w:proofErr w:type="gramStart"/>
+      <w:r>
+        <w:rPr>
+          <w:b/>
+          <w:color w:val="000000" w:themeColor="text1"/>
+          <w:sz w:val="24"/>
+          <w:szCs w:val="24"/>
+        </w:rPr>
+        <w:t>eksklusiv</w:t>
+      </w:r>
+      <w:proofErr w:type="gramEnd"/>
+      <w:r>
+        <w:rPr>
+          <w:b/>
+          <w:color w:val="000000" w:themeColor="text1"/>
+          <w:sz w:val="24"/>
+          <w:szCs w:val="24"/>
+        </w:rPr>
+        <w:t xml:space="preserve"> moms pr. stk. samt resultatet ved salg af de planlagte 1 mio. stk. (15 point)</w:t>
       </w:r>
     </w:p>
     <w:p>
@@ -4239,7 +4234,27 @@
           <w:sz w:val="24"/>
           <w:szCs w:val="24"/>
         </w:rPr>
-        <w:t>Bestem avancen i % af de samlede omkostninger, hvis de variable materialeomkostninger pr. stk. bliver 7% højere, og salgsprisen eksklusiv moms skal holdes uændret. (5 point)</w:t>
+        <w:t xml:space="preserve">Bestem avancen i % af de samlede omkostninger, hvis de variable materialeomkostninger pr. stk. bliver 7% højere, og salgsprisen </w:t>
+      </w:r>
+      <w:proofErr w:type="gramStart"/>
+      <w:r>
+        <w:rPr>
+          <w:b/>
+          <w:color w:val="000000" w:themeColor="text1"/>
+          <w:sz w:val="24"/>
+          <w:szCs w:val="24"/>
+        </w:rPr>
+        <w:t>eksklusiv</w:t>
+      </w:r>
+      <w:proofErr w:type="gramEnd"/>
+      <w:r>
+        <w:rPr>
+          <w:b/>
+          <w:color w:val="000000" w:themeColor="text1"/>
+          <w:sz w:val="24"/>
+          <w:szCs w:val="24"/>
+        </w:rPr>
+        <w:t xml:space="preserve"> moms skal holdes uændret. (5 point)</w:t>
       </w:r>
     </w:p>
     <w:p>
@@ -4472,7 +4487,21 @@
           <w:rStyle w:val="normaltextrun"/>
           <w:rFonts w:ascii="Calibri" w:hAnsi="Calibri" w:cs="Calibri"/>
         </w:rPr>
-        <w:t>P = -0,20M + 475</w:t>
+        <w:t>P = -0,</w:t>
+      </w:r>
+      <w:r>
+        <w:rPr>
+          <w:rStyle w:val="normaltextrun"/>
+          <w:rFonts w:ascii="Calibri" w:hAnsi="Calibri" w:cs="Calibri"/>
+        </w:rPr>
+        <w:t>0</w:t>
+      </w:r>
+      <w:r>
+        <w:rPr>
+          <w:rStyle w:val="normaltextrun"/>
+          <w:rFonts w:ascii="Calibri" w:hAnsi="Calibri" w:cs="Calibri"/>
+        </w:rPr>
+        <w:t>2M + 475</w:t>
       </w:r>
       <w:r>
         <w:rPr>
@@ -5511,7 +5540,7 @@
 </file>
 
 <file path=word/endnotes.xml><?xml version="1.0" encoding="utf-8"?>
-<w:endnotes xmlns:wpc="http://schemas.microsoft.com/office/word/2010/wordprocessingCanvas" xmlns:cx="http://schemas.microsoft.com/office/drawing/2014/chartex" xmlns:cx1="http://schemas.microsoft.com/office/drawing/2015/9/8/chartex" xmlns:cx2="http://schemas.microsoft.com/office/drawing/2015/10/21/chartex" xmlns:cx3="http://schemas.microsoft.com/office/drawing/2016/5/9/chartex" xmlns:cx4="http://schemas.microsoft.com/office/drawing/2016/5/10/chartex" xmlns:cx5="http://schemas.microsoft.com/office/drawing/2016/5/11/chartex" xmlns:cx6="http://schemas.microsoft.com/office/drawing/2016/5/12/chartex" xmlns:cx7="http://schemas.microsoft.com/office/drawing/2016/5/13/chartex" xmlns:cx8="http://schemas.microsoft.com/office/drawing/2016/5/14/chartex" xmlns:mc="http://schemas.openxmlformats.org/markup-compatibility/2006" xmlns:aink="http://schemas.microsoft.com/office/drawing/2016/ink" xmlns:am3d="http://schemas.microsoft.com/office/drawing/2017/model3d" xmlns:o="urn:schemas-microsoft-com:office:office" xmlns:oel="http://schemas.microsoft.com/office/2019/extlst" xmlns:r="http://schemas.openxmlformats.org/officeDocument/2006/relationships" xmlns:m="http://schemas.openxmlformats.org/officeDocument/2006/math" xmlns:v="urn:schemas-microsoft-com:vml" xmlns:wp14="http://schemas.microsoft.com/office/word/2010/wordprocessingDrawing" xmlns:wp="http://schemas.openxmlformats.org/drawingml/2006/wordprocessingDrawing" xmlns:w10="urn:schemas-microsoft-com:office:word" xmlns:w="http://schemas.openxmlformats.org/wordprocessingml/2006/main" xmlns:w14="http://schemas.microsoft.com/office/word/2010/wordml" xmlns:w15="http://schemas.microsoft.com/office/word/2012/wordml" xmlns:w16cex="http://schemas.microsoft.com/office/word/2018/wordml/cex" xmlns:w16cid="http://schemas.microsoft.com/office/word/2016/wordml/cid" xmlns:w16="http://schemas.microsoft.com/office/word/2018/wordml" xmlns:w16sdtdh="http://schemas.microsoft.com/office/word/2020/wordml/sdtdatahash" xmlns:w16se="http://schemas.microsoft.com/office/word/2015/wordml/symex" xmlns:wpg="http://schemas.microsoft.com/office/word/2010/wordprocessingGroup" xmlns:wpi="http://schemas.microsoft.com/office/word/2010/wordprocessingInk" xmlns:wne="http://schemas.microsoft.com/office/word/2006/wordml" xmlns:wps="http://schemas.microsoft.com/office/word/2010/wordprocessingShape" mc:Ignorable="w14 w15 w16se w16cid w16 w16cex w16sdtdh wp14">
+<w:endnotes xmlns:wpc="http://schemas.microsoft.com/office/word/2010/wordprocessingCanvas" xmlns:cx="http://schemas.microsoft.com/office/drawing/2014/chartex" xmlns:cx1="http://schemas.microsoft.com/office/drawing/2015/9/8/chartex" xmlns:cx2="http://schemas.microsoft.com/office/drawing/2015/10/21/chartex" xmlns:cx3="http://schemas.microsoft.com/office/drawing/2016/5/9/chartex" xmlns:cx4="http://schemas.microsoft.com/office/drawing/2016/5/10/chartex" xmlns:cx5="http://schemas.microsoft.com/office/drawing/2016/5/11/chartex" xmlns:cx6="http://schemas.microsoft.com/office/drawing/2016/5/12/chartex" xmlns:cx7="http://schemas.microsoft.com/office/drawing/2016/5/13/chartex" xmlns:cx8="http://schemas.microsoft.com/office/drawing/2016/5/14/chartex" xmlns:mc="http://schemas.openxmlformats.org/markup-compatibility/2006" xmlns:aink="http://schemas.microsoft.com/office/drawing/2016/ink" xmlns:am3d="http://schemas.microsoft.com/office/drawing/2017/model3d" xmlns:o="urn:schemas-microsoft-com:office:office" xmlns:oel="http://schemas.microsoft.com/office/2019/extlst" xmlns:r="http://schemas.openxmlformats.org/officeDocument/2006/relationships" xmlns:m="http://schemas.openxmlformats.org/officeDocument/2006/math" xmlns:v="urn:schemas-microsoft-com:vml" xmlns:wp14="http://schemas.microsoft.com/office/word/2010/wordprocessingDrawing" xmlns:wp="http://schemas.openxmlformats.org/drawingml/2006/wordprocessingDrawing" xmlns:w10="urn:schemas-microsoft-com:office:word" xmlns:w="http://schemas.openxmlformats.org/wordprocessingml/2006/main" xmlns:w14="http://schemas.microsoft.com/office/word/2010/wordml" xmlns:w15="http://schemas.microsoft.com/office/word/2012/wordml" xmlns:w16cex="http://schemas.microsoft.com/office/word/2018/wordml/cex" xmlns:w16cid="http://schemas.microsoft.com/office/word/2016/wordml/cid" xmlns:w16="http://schemas.microsoft.com/office/word/2018/wordml" xmlns:w16du="http://schemas.microsoft.com/office/word/2023/wordml/word16du" xmlns:w16sdtdh="http://schemas.microsoft.com/office/word/2020/wordml/sdtdatahash" xmlns:w16sdtfl="http://schemas.microsoft.com/office/word/2024/wordml/sdtformatlock" xmlns:w16se="http://schemas.microsoft.com/office/word/2015/wordml/symex" xmlns:wpg="http://schemas.microsoft.com/office/word/2010/wordprocessingGroup" xmlns:wpi="http://schemas.microsoft.com/office/word/2010/wordprocessingInk" xmlns:wne="http://schemas.microsoft.com/office/word/2006/wordml" xmlns:wps="http://schemas.microsoft.com/office/word/2010/wordprocessingShape" mc:Ignorable="w14 w15 w16se w16cid w16 w16cex w16sdtdh w16sdtfl w16du wp14">
   <w:endnote w:type="separator" w:id="-1">
     <w:p>
       <w:pPr>
@@ -5543,7 +5572,7 @@
 </file>
 
 <file path=word/footer1.xml><?xml version="1.0" encoding="utf-8"?>
-<w:ftr xmlns:wpc="http://schemas.microsoft.com/office/word/2010/wordprocessingCanvas" xmlns:cx="http://schemas.microsoft.com/office/drawing/2014/chartex" xmlns:cx1="http://schemas.microsoft.com/office/drawing/2015/9/8/chartex" xmlns:cx2="http://schemas.microsoft.com/office/drawing/2015/10/21/chartex" xmlns:cx3="http://schemas.microsoft.com/office/drawing/2016/5/9/chartex" xmlns:cx4="http://schemas.microsoft.com/office/drawing/2016/5/10/chartex" xmlns:cx5="http://schemas.microsoft.com/office/drawing/2016/5/11/chartex" xmlns:cx6="http://schemas.microsoft.com/office/drawing/2016/5/12/chartex" xmlns:cx7="http://schemas.microsoft.com/office/drawing/2016/5/13/chartex" xmlns:cx8="http://schemas.microsoft.com/office/drawing/2016/5/14/chartex" xmlns:mc="http://schemas.openxmlformats.org/markup-compatibility/2006" xmlns:aink="http://schemas.microsoft.com/office/drawing/2016/ink" xmlns:am3d="http://schemas.microsoft.com/office/drawing/2017/model3d" xmlns:o="urn:schemas-microsoft-com:office:office" xmlns:oel="http://schemas.microsoft.com/office/2019/extlst" xmlns:r="http://schemas.openxmlformats.org/officeDocument/2006/relationships" xmlns:m="http://schemas.openxmlformats.org/officeDocument/2006/math" xmlns:v="urn:schemas-microsoft-com:vml" xmlns:wp14="http://schemas.microsoft.com/office/word/2010/wordprocessingDrawing" xmlns:wp="http://schemas.openxmlformats.org/drawingml/2006/wordprocessingDrawing" xmlns:w10="urn:schemas-microsoft-com:office:word" xmlns:w="http://schemas.openxmlformats.org/wordprocessingml/2006/main" xmlns:w14="http://schemas.microsoft.com/office/word/2010/wordml" xmlns:w15="http://schemas.microsoft.com/office/word/2012/wordml" xmlns:w16cex="http://schemas.microsoft.com/office/word/2018/wordml/cex" xmlns:w16cid="http://schemas.microsoft.com/office/word/2016/wordml/cid" xmlns:w16="http://schemas.microsoft.com/office/word/2018/wordml" xmlns:w16sdtdh="http://schemas.microsoft.com/office/word/2020/wordml/sdtdatahash" xmlns:w16se="http://schemas.microsoft.com/office/word/2015/wordml/symex" xmlns:wpg="http://schemas.microsoft.com/office/word/2010/wordprocessingGroup" xmlns:wpi="http://schemas.microsoft.com/office/word/2010/wordprocessingInk" xmlns:wne="http://schemas.microsoft.com/office/word/2006/wordml" xmlns:wps="http://schemas.microsoft.com/office/word/2010/wordprocessingShape" mc:Ignorable="w14 w15 w16se w16cid w16 w16cex w16sdtdh wp14">
+<w:ftr xmlns:wpc="http://schemas.microsoft.com/office/word/2010/wordprocessingCanvas" xmlns:cx="http://schemas.microsoft.com/office/drawing/2014/chartex" xmlns:cx1="http://schemas.microsoft.com/office/drawing/2015/9/8/chartex" xmlns:cx2="http://schemas.microsoft.com/office/drawing/2015/10/21/chartex" xmlns:cx3="http://schemas.microsoft.com/office/drawing/2016/5/9/chartex" xmlns:cx4="http://schemas.microsoft.com/office/drawing/2016/5/10/chartex" xmlns:cx5="http://schemas.microsoft.com/office/drawing/2016/5/11/chartex" xmlns:cx6="http://schemas.microsoft.com/office/drawing/2016/5/12/chartex" xmlns:cx7="http://schemas.microsoft.com/office/drawing/2016/5/13/chartex" xmlns:cx8="http://schemas.microsoft.com/office/drawing/2016/5/14/chartex" xmlns:mc="http://schemas.openxmlformats.org/markup-compatibility/2006" xmlns:aink="http://schemas.microsoft.com/office/drawing/2016/ink" xmlns:am3d="http://schemas.microsoft.com/office/drawing/2017/model3d" xmlns:o="urn:schemas-microsoft-com:office:office" xmlns:oel="http://schemas.microsoft.com/office/2019/extlst" xmlns:r="http://schemas.openxmlformats.org/officeDocument/2006/relationships" xmlns:m="http://schemas.openxmlformats.org/officeDocument/2006/math" xmlns:v="urn:schemas-microsoft-com:vml" xmlns:wp14="http://schemas.microsoft.com/office/word/2010/wordprocessingDrawing" xmlns:wp="http://schemas.openxmlformats.org/drawingml/2006/wordprocessingDrawing" xmlns:w10="urn:schemas-microsoft-com:office:word" xmlns:w="http://schemas.openxmlformats.org/wordprocessingml/2006/main" xmlns:w14="http://schemas.microsoft.com/office/word/2010/wordml" xmlns:w15="http://schemas.microsoft.com/office/word/2012/wordml" xmlns:w16cex="http://schemas.microsoft.com/office/word/2018/wordml/cex" xmlns:w16cid="http://schemas.microsoft.com/office/word/2016/wordml/cid" xmlns:w16="http://schemas.microsoft.com/office/word/2018/wordml" xmlns:w16du="http://schemas.microsoft.com/office/word/2023/wordml/word16du" xmlns:w16sdtdh="http://schemas.microsoft.com/office/word/2020/wordml/sdtdatahash" xmlns:w16sdtfl="http://schemas.microsoft.com/office/word/2024/wordml/sdtformatlock" xmlns:w16se="http://schemas.microsoft.com/office/word/2015/wordml/symex" xmlns:wpg="http://schemas.microsoft.com/office/word/2010/wordprocessingGroup" xmlns:wpi="http://schemas.microsoft.com/office/word/2010/wordprocessingInk" xmlns:wne="http://schemas.microsoft.com/office/word/2006/wordml" xmlns:wps="http://schemas.microsoft.com/office/word/2010/wordprocessingShape" mc:Ignorable="w14 w15 w16se w16cid w16 w16cex w16sdtdh w16sdtfl w16du wp14">
   <w:sdt>
     <w:sdtPr>
       <w:id w:val="-1769616900"/>
@@ -5660,7 +5689,7 @@
 </file>
 
 <file path=word/footnotes.xml><?xml version="1.0" encoding="utf-8"?>
-<w:footnotes xmlns:wpc="http://schemas.microsoft.com/office/word/2010/wordprocessingCanvas" xmlns:cx="http://schemas.microsoft.com/office/drawing/2014/chartex" xmlns:cx1="http://schemas.microsoft.com/office/drawing/2015/9/8/chartex" xmlns:cx2="http://schemas.microsoft.com/office/drawing/2015/10/21/chartex" xmlns:cx3="http://schemas.microsoft.com/office/drawing/2016/5/9/chartex" xmlns:cx4="http://schemas.microsoft.com/office/drawing/2016/5/10/chartex" xmlns:cx5="http://schemas.microsoft.com/office/drawing/2016/5/11/chartex" xmlns:cx6="http://schemas.microsoft.com/office/drawing/2016/5/12/chartex" xmlns:cx7="http://schemas.microsoft.com/office/drawing/2016/5/13/chartex" xmlns:cx8="http://schemas.microsoft.com/office/drawing/2016/5/14/chartex" xmlns:mc="http://schemas.openxmlformats.org/markup-compatibility/2006" xmlns:aink="http://schemas.microsoft.com/office/drawing/2016/ink" xmlns:am3d="http://schemas.microsoft.com/office/drawing/2017/model3d" xmlns:o="urn:schemas-microsoft-com:office:office" xmlns:oel="http://schemas.microsoft.com/office/2019/extlst" xmlns:r="http://schemas.openxmlformats.org/officeDocument/2006/relationships" xmlns:m="http://schemas.openxmlformats.org/officeDocument/2006/math" xmlns:v="urn:schemas-microsoft-com:vml" xmlns:wp14="http://schemas.microsoft.com/office/word/2010/wordprocessingDrawing" xmlns:wp="http://schemas.openxmlformats.org/drawingml/2006/wordprocessingDrawing" xmlns:w10="urn:schemas-microsoft-com:office:word" xmlns:w="http://schemas.openxmlformats.org/wordprocessingml/2006/main" xmlns:w14="http://schemas.microsoft.com/office/word/2010/wordml" xmlns:w15="http://schemas.microsoft.com/office/word/2012/wordml" xmlns:w16cex="http://schemas.microsoft.com/office/word/2018/wordml/cex" xmlns:w16cid="http://schemas.microsoft.com/office/word/2016/wordml/cid" xmlns:w16="http://schemas.microsoft.com/office/word/2018/wordml" xmlns:w16sdtdh="http://schemas.microsoft.com/office/word/2020/wordml/sdtdatahash" xmlns:w16se="http://schemas.microsoft.com/office/word/2015/wordml/symex" xmlns:wpg="http://schemas.microsoft.com/office/word/2010/wordprocessingGroup" xmlns:wpi="http://schemas.microsoft.com/office/word/2010/wordprocessingInk" xmlns:wne="http://schemas.microsoft.com/office/word/2006/wordml" xmlns:wps="http://schemas.microsoft.com/office/word/2010/wordprocessingShape" mc:Ignorable="w14 w15 w16se w16cid w16 w16cex w16sdtdh wp14">
+<w:footnotes xmlns:wpc="http://schemas.microsoft.com/office/word/2010/wordprocessingCanvas" xmlns:cx="http://schemas.microsoft.com/office/drawing/2014/chartex" xmlns:cx1="http://schemas.microsoft.com/office/drawing/2015/9/8/chartex" xmlns:cx2="http://schemas.microsoft.com/office/drawing/2015/10/21/chartex" xmlns:cx3="http://schemas.microsoft.com/office/drawing/2016/5/9/chartex" xmlns:cx4="http://schemas.microsoft.com/office/drawing/2016/5/10/chartex" xmlns:cx5="http://schemas.microsoft.com/office/drawing/2016/5/11/chartex" xmlns:cx6="http://schemas.microsoft.com/office/drawing/2016/5/12/chartex" xmlns:cx7="http://schemas.microsoft.com/office/drawing/2016/5/13/chartex" xmlns:cx8="http://schemas.microsoft.com/office/drawing/2016/5/14/chartex" xmlns:mc="http://schemas.openxmlformats.org/markup-compatibility/2006" xmlns:aink="http://schemas.microsoft.com/office/drawing/2016/ink" xmlns:am3d="http://schemas.microsoft.com/office/drawing/2017/model3d" xmlns:o="urn:schemas-microsoft-com:office:office" xmlns:oel="http://schemas.microsoft.com/office/2019/extlst" xmlns:r="http://schemas.openxmlformats.org/officeDocument/2006/relationships" xmlns:m="http://schemas.openxmlformats.org/officeDocument/2006/math" xmlns:v="urn:schemas-microsoft-com:vml" xmlns:wp14="http://schemas.microsoft.com/office/word/2010/wordprocessingDrawing" xmlns:wp="http://schemas.openxmlformats.org/drawingml/2006/wordprocessingDrawing" xmlns:w10="urn:schemas-microsoft-com:office:word" xmlns:w="http://schemas.openxmlformats.org/wordprocessingml/2006/main" xmlns:w14="http://schemas.microsoft.com/office/word/2010/wordml" xmlns:w15="http://schemas.microsoft.com/office/word/2012/wordml" xmlns:w16cex="http://schemas.microsoft.com/office/word/2018/wordml/cex" xmlns:w16cid="http://schemas.microsoft.com/office/word/2016/wordml/cid" xmlns:w16="http://schemas.microsoft.com/office/word/2018/wordml" xmlns:w16du="http://schemas.microsoft.com/office/word/2023/wordml/word16du" xmlns:w16sdtdh="http://schemas.microsoft.com/office/word/2020/wordml/sdtdatahash" xmlns:w16sdtfl="http://schemas.microsoft.com/office/word/2024/wordml/sdtformatlock" xmlns:w16se="http://schemas.microsoft.com/office/word/2015/wordml/symex" xmlns:wpg="http://schemas.microsoft.com/office/word/2010/wordprocessingGroup" xmlns:wpi="http://schemas.microsoft.com/office/word/2010/wordprocessingInk" xmlns:wne="http://schemas.microsoft.com/office/word/2006/wordml" xmlns:wps="http://schemas.microsoft.com/office/word/2010/wordprocessingShape" mc:Ignorable="w14 w15 w16se w16cid w16 w16cex w16sdtdh w16sdtfl w16du wp14">
   <w:footnote w:type="separator" w:id="-1">
     <w:p>
       <w:pPr>
@@ -5692,7 +5721,7 @@
 </file>
 
 <file path=word/header1.xml><?xml version="1.0" encoding="utf-8"?>
-<w:hdr xmlns:wpc="http://schemas.microsoft.com/office/word/2010/wordprocessingCanvas" xmlns:cx="http://schemas.microsoft.com/office/drawing/2014/chartex" xmlns:cx1="http://schemas.microsoft.com/office/drawing/2015/9/8/chartex" xmlns:cx2="http://schemas.microsoft.com/office/drawing/2015/10/21/chartex" xmlns:cx3="http://schemas.microsoft.com/office/drawing/2016/5/9/chartex" xmlns:cx4="http://schemas.microsoft.com/office/drawing/2016/5/10/chartex" xmlns:cx5="http://schemas.microsoft.com/office/drawing/2016/5/11/chartex" xmlns:cx6="http://schemas.microsoft.com/office/drawing/2016/5/12/chartex" xmlns:cx7="http://schemas.microsoft.com/office/drawing/2016/5/13/chartex" xmlns:cx8="http://schemas.microsoft.com/office/drawing/2016/5/14/chartex" xmlns:mc="http://schemas.openxmlformats.org/markup-compatibility/2006" xmlns:aink="http://schemas.microsoft.com/office/drawing/2016/ink" xmlns:am3d="http://schemas.microsoft.com/office/drawing/2017/model3d" xmlns:o="urn:schemas-microsoft-com:office:office" xmlns:oel="http://schemas.microsoft.com/office/2019/extlst" xmlns:r="http://schemas.openxmlformats.org/officeDocument/2006/relationships" xmlns:m="http://schemas.openxmlformats.org/officeDocument/2006/math" xmlns:v="urn:schemas-microsoft-com:vml" xmlns:wp14="http://schemas.microsoft.com/office/word/2010/wordprocessingDrawing" xmlns:wp="http://schemas.openxmlformats.org/drawingml/2006/wordprocessingDrawing" xmlns:w10="urn:schemas-microsoft-com:office:word" xmlns:w="http://schemas.openxmlformats.org/wordprocessingml/2006/main" xmlns:w14="http://schemas.microsoft.com/office/word/2010/wordml" xmlns:w15="http://schemas.microsoft.com/office/word/2012/wordml" xmlns:w16cex="http://schemas.microsoft.com/office/word/2018/wordml/cex" xmlns:w16cid="http://schemas.microsoft.com/office/word/2016/wordml/cid" xmlns:w16="http://schemas.microsoft.com/office/word/2018/wordml" xmlns:w16sdtdh="http://schemas.microsoft.com/office/word/2020/wordml/sdtdatahash" xmlns:w16se="http://schemas.microsoft.com/office/word/2015/wordml/symex" xmlns:wpg="http://schemas.microsoft.com/office/word/2010/wordprocessingGroup" xmlns:wpi="http://schemas.microsoft.com/office/word/2010/wordprocessingInk" xmlns:wne="http://schemas.microsoft.com/office/word/2006/wordml" xmlns:wps="http://schemas.microsoft.com/office/word/2010/wordprocessingShape" mc:Ignorable="w14 w15 w16se w16cid w16 w16cex w16sdtdh wp14">
+<w:hdr xmlns:wpc="http://schemas.microsoft.com/office/word/2010/wordprocessingCanvas" xmlns:cx="http://schemas.microsoft.com/office/drawing/2014/chartex" xmlns:cx1="http://schemas.microsoft.com/office/drawing/2015/9/8/chartex" xmlns:cx2="http://schemas.microsoft.com/office/drawing/2015/10/21/chartex" xmlns:cx3="http://schemas.microsoft.com/office/drawing/2016/5/9/chartex" xmlns:cx4="http://schemas.microsoft.com/office/drawing/2016/5/10/chartex" xmlns:cx5="http://schemas.microsoft.com/office/drawing/2016/5/11/chartex" xmlns:cx6="http://schemas.microsoft.com/office/drawing/2016/5/12/chartex" xmlns:cx7="http://schemas.microsoft.com/office/drawing/2016/5/13/chartex" xmlns:cx8="http://schemas.microsoft.com/office/drawing/2016/5/14/chartex" xmlns:mc="http://schemas.openxmlformats.org/markup-compatibility/2006" xmlns:aink="http://schemas.microsoft.com/office/drawing/2016/ink" xmlns:am3d="http://schemas.microsoft.com/office/drawing/2017/model3d" xmlns:o="urn:schemas-microsoft-com:office:office" xmlns:oel="http://schemas.microsoft.com/office/2019/extlst" xmlns:r="http://schemas.openxmlformats.org/officeDocument/2006/relationships" xmlns:m="http://schemas.openxmlformats.org/officeDocument/2006/math" xmlns:v="urn:schemas-microsoft-com:vml" xmlns:wp14="http://schemas.microsoft.com/office/word/2010/wordprocessingDrawing" xmlns:wp="http://schemas.openxmlformats.org/drawingml/2006/wordprocessingDrawing" xmlns:w10="urn:schemas-microsoft-com:office:word" xmlns:w="http://schemas.openxmlformats.org/wordprocessingml/2006/main" xmlns:w14="http://schemas.microsoft.com/office/word/2010/wordml" xmlns:w15="http://schemas.microsoft.com/office/word/2012/wordml" xmlns:w16cex="http://schemas.microsoft.com/office/word/2018/wordml/cex" xmlns:w16cid="http://schemas.microsoft.com/office/word/2016/wordml/cid" xmlns:w16="http://schemas.microsoft.com/office/word/2018/wordml" xmlns:w16du="http://schemas.microsoft.com/office/word/2023/wordml/word16du" xmlns:w16sdtdh="http://schemas.microsoft.com/office/word/2020/wordml/sdtdatahash" xmlns:w16sdtfl="http://schemas.microsoft.com/office/word/2024/wordml/sdtformatlock" xmlns:w16se="http://schemas.microsoft.com/office/word/2015/wordml/symex" xmlns:wpg="http://schemas.microsoft.com/office/word/2010/wordprocessingGroup" xmlns:wpi="http://schemas.microsoft.com/office/word/2010/wordprocessingInk" xmlns:wne="http://schemas.microsoft.com/office/word/2006/wordml" xmlns:wps="http://schemas.microsoft.com/office/word/2010/wordprocessingShape" mc:Ignorable="w14 w15 w16se w16cid w16 w16cex w16sdtdh w16sdtfl w16du wp14">
   <w:p>
     <w:pPr>
       <w:tabs>
@@ -5808,7 +5837,7 @@
 </file>
 
 <file path=word/numbering.xml><?xml version="1.0" encoding="utf-8"?>
-<w:numbering xmlns:wpc="http://schemas.microsoft.com/office/word/2010/wordprocessingCanvas" xmlns:cx="http://schemas.microsoft.com/office/drawing/2014/chartex" xmlns:cx1="http://schemas.microsoft.com/office/drawing/2015/9/8/chartex" xmlns:cx2="http://schemas.microsoft.com/office/drawing/2015/10/21/chartex" xmlns:cx3="http://schemas.microsoft.com/office/drawing/2016/5/9/chartex" xmlns:cx4="http://schemas.microsoft.com/office/drawing/2016/5/10/chartex" xmlns:cx5="http://schemas.microsoft.com/office/drawing/2016/5/11/chartex" xmlns:cx6="http://schemas.microsoft.com/office/drawing/2016/5/12/chartex" xmlns:cx7="http://schemas.microsoft.com/office/drawing/2016/5/13/chartex" xmlns:cx8="http://schemas.microsoft.com/office/drawing/2016/5/14/chartex" xmlns:mc="http://schemas.openxmlformats.org/markup-compatibility/2006" xmlns:aink="http://schemas.microsoft.com/office/drawing/2016/ink" xmlns:am3d="http://schemas.microsoft.com/office/drawing/2017/model3d" xmlns:o="urn:schemas-microsoft-com:office:office" xmlns:oel="http://schemas.microsoft.com/office/2019/extlst" xmlns:r="http://schemas.openxmlformats.org/officeDocument/2006/relationships" xmlns:m="http://schemas.openxmlformats.org/officeDocument/2006/math" xmlns:v="urn:schemas-microsoft-com:vml" xmlns:wp14="http://schemas.microsoft.com/office/word/2010/wordprocessingDrawing" xmlns:wp="http://schemas.openxmlformats.org/drawingml/2006/wordprocessingDrawing" xmlns:w10="urn:schemas-microsoft-com:office:word" xmlns:w="http://schemas.openxmlformats.org/wordprocessingml/2006/main" xmlns:w14="http://schemas.microsoft.com/office/word/2010/wordml" xmlns:w15="http://schemas.microsoft.com/office/word/2012/wordml" xmlns:w16cex="http://schemas.microsoft.com/office/word/2018/wordml/cex" xmlns:w16cid="http://schemas.microsoft.com/office/word/2016/wordml/cid" xmlns:w16="http://schemas.microsoft.com/office/word/2018/wordml" xmlns:w16sdtdh="http://schemas.microsoft.com/office/word/2020/wordml/sdtdatahash" xmlns:w16se="http://schemas.microsoft.com/office/word/2015/wordml/symex" xmlns:wpg="http://schemas.microsoft.com/office/word/2010/wordprocessingGroup" xmlns:wpi="http://schemas.microsoft.com/office/word/2010/wordprocessingInk" xmlns:wne="http://schemas.microsoft.com/office/word/2006/wordml" xmlns:wps="http://schemas.microsoft.com/office/word/2010/wordprocessingShape" mc:Ignorable="w14 w15 w16se w16cid w16 w16cex w16sdtdh wp14">
+<w:numbering xmlns:wpc="http://schemas.microsoft.com/office/word/2010/wordprocessingCanvas" xmlns:cx="http://schemas.microsoft.com/office/drawing/2014/chartex" xmlns:cx1="http://schemas.microsoft.com/office/drawing/2015/9/8/chartex" xmlns:cx2="http://schemas.microsoft.com/office/drawing/2015/10/21/chartex" xmlns:cx3="http://schemas.microsoft.com/office/drawing/2016/5/9/chartex" xmlns:cx4="http://schemas.microsoft.com/office/drawing/2016/5/10/chartex" xmlns:cx5="http://schemas.microsoft.com/office/drawing/2016/5/11/chartex" xmlns:cx6="http://schemas.microsoft.com/office/drawing/2016/5/12/chartex" xmlns:cx7="http://schemas.microsoft.com/office/drawing/2016/5/13/chartex" xmlns:cx8="http://schemas.microsoft.com/office/drawing/2016/5/14/chartex" xmlns:mc="http://schemas.openxmlformats.org/markup-compatibility/2006" xmlns:aink="http://schemas.microsoft.com/office/drawing/2016/ink" xmlns:am3d="http://schemas.microsoft.com/office/drawing/2017/model3d" xmlns:o="urn:schemas-microsoft-com:office:office" xmlns:oel="http://schemas.microsoft.com/office/2019/extlst" xmlns:r="http://schemas.openxmlformats.org/officeDocument/2006/relationships" xmlns:m="http://schemas.openxmlformats.org/officeDocument/2006/math" xmlns:v="urn:schemas-microsoft-com:vml" xmlns:wp14="http://schemas.microsoft.com/office/word/2010/wordprocessingDrawing" xmlns:wp="http://schemas.openxmlformats.org/drawingml/2006/wordprocessingDrawing" xmlns:w10="urn:schemas-microsoft-com:office:word" xmlns:w="http://schemas.openxmlformats.org/wordprocessingml/2006/main" xmlns:w14="http://schemas.microsoft.com/office/word/2010/wordml" xmlns:w15="http://schemas.microsoft.com/office/word/2012/wordml" xmlns:w16cex="http://schemas.microsoft.com/office/word/2018/wordml/cex" xmlns:w16cid="http://schemas.microsoft.com/office/word/2016/wordml/cid" xmlns:w16="http://schemas.microsoft.com/office/word/2018/wordml" xmlns:w16du="http://schemas.microsoft.com/office/word/2023/wordml/word16du" xmlns:w16sdtdh="http://schemas.microsoft.com/office/word/2020/wordml/sdtdatahash" xmlns:w16sdtfl="http://schemas.microsoft.com/office/word/2024/wordml/sdtformatlock" xmlns:w16se="http://schemas.microsoft.com/office/word/2015/wordml/symex" xmlns:wpg="http://schemas.microsoft.com/office/word/2010/wordprocessingGroup" xmlns:wpi="http://schemas.microsoft.com/office/word/2010/wordprocessingInk" xmlns:wne="http://schemas.microsoft.com/office/word/2006/wordml" xmlns:wps="http://schemas.microsoft.com/office/word/2010/wordprocessingShape" mc:Ignorable="w14 w15 w16se w16cid w16 w16cex w16sdtdh w16sdtfl w16du wp14">
   <w:abstractNum w:abstractNumId="0" w15:restartNumberingAfterBreak="0">
     <w:nsid w:val="00000029"/>
     <w:multiLevelType w:val="hybridMultilevel"/>
@@ -10475,7 +10504,7 @@
 </file>
 
 <file path=word/styles.xml><?xml version="1.0" encoding="utf-8"?>
-<w:styles xmlns:mc="http://schemas.openxmlformats.org/markup-compatibility/2006" xmlns:r="http://schemas.openxmlformats.org/officeDocument/2006/relationships" xmlns:w="http://schemas.openxmlformats.org/wordprocessingml/2006/main" xmlns:w14="http://schemas.microsoft.com/office/word/2010/wordml" xmlns:w15="http://schemas.microsoft.com/office/word/2012/wordml" xmlns:w16cex="http://schemas.microsoft.com/office/word/2018/wordml/cex" xmlns:w16cid="http://schemas.microsoft.com/office/word/2016/wordml/cid" xmlns:w16="http://schemas.microsoft.com/office/word/2018/wordml" xmlns:w16sdtdh="http://schemas.microsoft.com/office/word/2020/wordml/sdtdatahash" xmlns:w16se="http://schemas.microsoft.com/office/word/2015/wordml/symex" mc:Ignorable="w14 w15 w16se w16cid w16 w16cex w16sdtdh">
+<w:styles xmlns:mc="http://schemas.openxmlformats.org/markup-compatibility/2006" xmlns:r="http://schemas.openxmlformats.org/officeDocument/2006/relationships" xmlns:w="http://schemas.openxmlformats.org/wordprocessingml/2006/main" xmlns:w14="http://schemas.microsoft.com/office/word/2010/wordml" xmlns:w15="http://schemas.microsoft.com/office/word/2012/wordml" xmlns:w16cex="http://schemas.microsoft.com/office/word/2018/wordml/cex" xmlns:w16cid="http://schemas.microsoft.com/office/word/2016/wordml/cid" xmlns:w16="http://schemas.microsoft.com/office/word/2018/wordml" xmlns:w16du="http://schemas.microsoft.com/office/word/2023/wordml/word16du" xmlns:w16sdtdh="http://schemas.microsoft.com/office/word/2020/wordml/sdtdatahash" xmlns:w16sdtfl="http://schemas.microsoft.com/office/word/2024/wordml/sdtformatlock" xmlns:w16se="http://schemas.microsoft.com/office/word/2015/wordml/symex" mc:Ignorable="w14 w15 w16se w16cid w16 w16cex w16sdtdh w16sdtfl w16du">
   <w:docDefaults>
     <w:rPrDefault>
       <w:rPr>
@@ -11167,7 +11196,7 @@
 </file>
 
 <file path=word/glossary/document.xml><?xml version="1.0" encoding="utf-8"?>
-<w:glossaryDocument xmlns:wpc="http://schemas.microsoft.com/office/word/2010/wordprocessingCanvas" xmlns:cx="http://schemas.microsoft.com/office/drawing/2014/chartex" xmlns:cx1="http://schemas.microsoft.com/office/drawing/2015/9/8/chartex" xmlns:cx2="http://schemas.microsoft.com/office/drawing/2015/10/21/chartex" xmlns:cx3="http://schemas.microsoft.com/office/drawing/2016/5/9/chartex" xmlns:cx4="http://schemas.microsoft.com/office/drawing/2016/5/10/chartex" xmlns:cx5="http://schemas.microsoft.com/office/drawing/2016/5/11/chartex" xmlns:cx6="http://schemas.microsoft.com/office/drawing/2016/5/12/chartex" xmlns:cx7="http://schemas.microsoft.com/office/drawing/2016/5/13/chartex" xmlns:cx8="http://schemas.microsoft.com/office/drawing/2016/5/14/chartex" xmlns:mc="http://schemas.openxmlformats.org/markup-compatibility/2006" xmlns:aink="http://schemas.microsoft.com/office/drawing/2016/ink" xmlns:am3d="http://schemas.microsoft.com/office/drawing/2017/model3d" xmlns:o="urn:schemas-microsoft-com:office:office" xmlns:oel="http://schemas.microsoft.com/office/2019/extlst" xmlns:r="http://schemas.openxmlformats.org/officeDocument/2006/relationships" xmlns:m="http://schemas.openxmlformats.org/officeDocument/2006/math" xmlns:v="urn:schemas-microsoft-com:vml" xmlns:wp14="http://schemas.microsoft.com/office/word/2010/wordprocessingDrawing" xmlns:wp="http://schemas.openxmlformats.org/drawingml/2006/wordprocessingDrawing" xmlns:w10="urn:schemas-microsoft-com:office:word" xmlns:w="http://schemas.openxmlformats.org/wordprocessingml/2006/main" xmlns:w14="http://schemas.microsoft.com/office/word/2010/wordml" xmlns:w15="http://schemas.microsoft.com/office/word/2012/wordml" xmlns:w16cex="http://schemas.microsoft.com/office/word/2018/wordml/cex" xmlns:w16cid="http://schemas.microsoft.com/office/word/2016/wordml/cid" xmlns:w16="http://schemas.microsoft.com/office/word/2018/wordml" xmlns:w16sdtdh="http://schemas.microsoft.com/office/word/2020/wordml/sdtdatahash" xmlns:w16se="http://schemas.microsoft.com/office/word/2015/wordml/symex" xmlns:wpg="http://schemas.microsoft.com/office/word/2010/wordprocessingGroup" xmlns:wpi="http://schemas.microsoft.com/office/word/2010/wordprocessingInk" xmlns:wne="http://schemas.microsoft.com/office/word/2006/wordml" xmlns:wps="http://schemas.microsoft.com/office/word/2010/wordprocessingShape" mc:Ignorable="w14 w15 w16se w16cid w16 w16cex w16sdtdh wp14">
+<w:glossaryDocument xmlns:wpc="http://schemas.microsoft.com/office/word/2010/wordprocessingCanvas" xmlns:cx="http://schemas.microsoft.com/office/drawing/2014/chartex" xmlns:cx1="http://schemas.microsoft.com/office/drawing/2015/9/8/chartex" xmlns:cx2="http://schemas.microsoft.com/office/drawing/2015/10/21/chartex" xmlns:cx3="http://schemas.microsoft.com/office/drawing/2016/5/9/chartex" xmlns:cx4="http://schemas.microsoft.com/office/drawing/2016/5/10/chartex" xmlns:cx5="http://schemas.microsoft.com/office/drawing/2016/5/11/chartex" xmlns:cx6="http://schemas.microsoft.com/office/drawing/2016/5/12/chartex" xmlns:cx7="http://schemas.microsoft.com/office/drawing/2016/5/13/chartex" xmlns:cx8="http://schemas.microsoft.com/office/drawing/2016/5/14/chartex" xmlns:mc="http://schemas.openxmlformats.org/markup-compatibility/2006" xmlns:aink="http://schemas.microsoft.com/office/drawing/2016/ink" xmlns:am3d="http://schemas.microsoft.com/office/drawing/2017/model3d" xmlns:o="urn:schemas-microsoft-com:office:office" xmlns:oel="http://schemas.microsoft.com/office/2019/extlst" xmlns:r="http://schemas.openxmlformats.org/officeDocument/2006/relationships" xmlns:m="http://schemas.openxmlformats.org/officeDocument/2006/math" xmlns:v="urn:schemas-microsoft-com:vml" xmlns:wp14="http://schemas.microsoft.com/office/word/2010/wordprocessingDrawing" xmlns:wp="http://schemas.openxmlformats.org/drawingml/2006/wordprocessingDrawing" xmlns:w10="urn:schemas-microsoft-com:office:word" xmlns:w="http://schemas.openxmlformats.org/wordprocessingml/2006/main" xmlns:w14="http://schemas.microsoft.com/office/word/2010/wordml" xmlns:w15="http://schemas.microsoft.com/office/word/2012/wordml" xmlns:w16cex="http://schemas.microsoft.com/office/word/2018/wordml/cex" xmlns:w16cid="http://schemas.microsoft.com/office/word/2016/wordml/cid" xmlns:w16="http://schemas.microsoft.com/office/word/2018/wordml" xmlns:w16du="http://schemas.microsoft.com/office/word/2023/wordml/word16du" xmlns:w16sdtdh="http://schemas.microsoft.com/office/word/2020/wordml/sdtdatahash" xmlns:w16sdtfl="http://schemas.microsoft.com/office/word/2024/wordml/sdtformatlock" xmlns:w16se="http://schemas.microsoft.com/office/word/2015/wordml/symex" xmlns:wpg="http://schemas.microsoft.com/office/word/2010/wordprocessingGroup" xmlns:wpi="http://schemas.microsoft.com/office/word/2010/wordprocessingInk" xmlns:wne="http://schemas.microsoft.com/office/word/2006/wordml" xmlns:wps="http://schemas.microsoft.com/office/word/2010/wordprocessingShape" mc:Ignorable="w14 w15 w16se w16cid w16 w16cex w16sdtdh w16sdtfl w16du wp14">
   <w:docParts>
     <w:docPart>
       <w:docPartPr>
@@ -11204,7 +11233,7 @@
 </file>
 
 <file path=word/glossary/fontTable.xml><?xml version="1.0" encoding="utf-8"?>
-<w:fonts xmlns:mc="http://schemas.openxmlformats.org/markup-compatibility/2006" xmlns:r="http://schemas.openxmlformats.org/officeDocument/2006/relationships" xmlns:w="http://schemas.openxmlformats.org/wordprocessingml/2006/main" xmlns:w14="http://schemas.microsoft.com/office/word/2010/wordml" xmlns:w15="http://schemas.microsoft.com/office/word/2012/wordml" xmlns:w16cex="http://schemas.microsoft.com/office/word/2018/wordml/cex" xmlns:w16cid="http://schemas.microsoft.com/office/word/2016/wordml/cid" xmlns:w16="http://schemas.microsoft.com/office/word/2018/wordml" xmlns:w16sdtdh="http://schemas.microsoft.com/office/word/2020/wordml/sdtdatahash" xmlns:w16se="http://schemas.microsoft.com/office/word/2015/wordml/symex" mc:Ignorable="w14 w15 w16se w16cid w16 w16cex w16sdtdh">
+<w:fonts xmlns:mc="http://schemas.openxmlformats.org/markup-compatibility/2006" xmlns:r="http://schemas.openxmlformats.org/officeDocument/2006/relationships" xmlns:w="http://schemas.openxmlformats.org/wordprocessingml/2006/main" xmlns:w14="http://schemas.microsoft.com/office/word/2010/wordml" xmlns:w15="http://schemas.microsoft.com/office/word/2012/wordml" xmlns:w16cex="http://schemas.microsoft.com/office/word/2018/wordml/cex" xmlns:w16cid="http://schemas.microsoft.com/office/word/2016/wordml/cid" xmlns:w16="http://schemas.microsoft.com/office/word/2018/wordml" xmlns:w16du="http://schemas.microsoft.com/office/word/2023/wordml/word16du" xmlns:w16sdtdh="http://schemas.microsoft.com/office/word/2020/wordml/sdtdatahash" xmlns:w16sdtfl="http://schemas.microsoft.com/office/word/2024/wordml/sdtformatlock" xmlns:w16se="http://schemas.microsoft.com/office/word/2015/wordml/symex" mc:Ignorable="w14 w15 w16se w16cid w16 w16cex w16sdtdh w16sdtfl w16du">
   <w:font w:name="Times New Roman">
     <w:panose1 w:val="02020603050405020304"/>
     <w:charset w:val="00"/>
@@ -11217,7 +11246,7 @@
     <w:charset w:val="00"/>
     <w:family w:val="swiss"/>
     <w:pitch w:val="variable"/>
-    <w:sig w:usb0="E4002EFF" w:usb1="C000247B" w:usb2="00000009" w:usb3="00000000" w:csb0="000001FF" w:csb1="00000000"/>
+    <w:sig w:usb0="E0002AFF" w:usb1="C000247B" w:usb2="00000009" w:usb3="00000000" w:csb0="000001FF" w:csb1="00000000"/>
   </w:font>
   <w:font w:name="Courier New">
     <w:panose1 w:val="02070309020205020404"/>
@@ -11228,15 +11257,15 @@
   </w:font>
   <w:font w:name="Wingdings">
     <w:panose1 w:val="05000000000000000000"/>
-    <w:charset w:val="02"/>
-    <w:family w:val="auto"/>
+    <w:charset w:val="4D"/>
+    <w:family w:val="decorative"/>
     <w:pitch w:val="variable"/>
-    <w:sig w:usb0="00000000" w:usb1="10000000" w:usb2="00000000" w:usb3="00000000" w:csb0="80000000" w:csb1="00000000"/>
+    <w:sig w:usb0="00000003" w:usb1="00000000" w:usb2="00000000" w:usb3="00000000" w:csb0="80000001" w:csb1="00000000"/>
   </w:font>
   <w:font w:name="Symbol">
     <w:panose1 w:val="05050102010706020507"/>
     <w:charset w:val="02"/>
-    <w:family w:val="roman"/>
+    <w:family w:val="decorative"/>
     <w:pitch w:val="variable"/>
     <w:sig w:usb0="00000000" w:usb1="10000000" w:usb2="00000000" w:usb3="00000000" w:csb0="80000000" w:csb1="00000000"/>
   </w:font>
@@ -11245,7 +11274,7 @@
     <w:charset w:val="00"/>
     <w:family w:val="roman"/>
     <w:pitch w:val="variable"/>
-    <w:sig w:usb0="E00006FF" w:usb1="420024FF" w:usb2="02000000" w:usb3="00000000" w:csb0="0000019F" w:csb1="00000000"/>
+    <w:sig w:usb0="E00002FF" w:usb1="400004FF" w:usb2="00000000" w:usb3="00000000" w:csb0="0000019F" w:csb1="00000000"/>
   </w:font>
   <w:font w:name="Segoe UI">
     <w:panose1 w:val="020B0502040204020203"/>
@@ -11255,6 +11284,7 @@
     <w:sig w:usb0="E4002EFF" w:usb1="C000E47F" w:usb2="00000009" w:usb3="00000000" w:csb0="000001FF" w:csb1="00000000"/>
   </w:font>
   <w:font w:name="Lucida Sans">
+    <w:altName w:val="Calibri"/>
     <w:panose1 w:val="020B0602030504020204"/>
     <w:charset w:val="00"/>
     <w:family w:val="swiss"/>
@@ -11266,7 +11296,7 @@
     <w:charset w:val="00"/>
     <w:family w:val="swiss"/>
     <w:pitch w:val="variable"/>
-    <w:sig w:usb0="E0002EFF" w:usb1="C000785B" w:usb2="00000009" w:usb3="00000000" w:csb0="000001FF" w:csb1="00000000"/>
+    <w:sig w:usb0="E0002AFF" w:usb1="C0007843" w:usb2="00000009" w:usb3="00000000" w:csb0="000001FF" w:csb1="00000000"/>
   </w:font>
   <w:font w:name="Yu Gothic Light">
     <w:altName w:val="游ゴシック Light"/>
@@ -11281,20 +11311,35 @@
     <w:charset w:val="00"/>
     <w:family w:val="swiss"/>
     <w:pitch w:val="variable"/>
-    <w:sig w:usb0="E4002EFF" w:usb1="C000247B" w:usb2="00000009" w:usb3="00000000" w:csb0="000001FF" w:csb1="00000000"/>
+    <w:sig w:usb0="E0002AFF" w:usb1="C000247B" w:usb2="00000009" w:usb3="00000000" w:csb0="000001FF" w:csb1="00000000"/>
   </w:font>
   <w:font w:name="Yu Mincho">
     <w:altName w:val="游明朝"/>
+    <w:panose1 w:val="02020400000000000000"/>
     <w:charset w:val="80"/>
     <w:family w:val="roman"/>
     <w:pitch w:val="variable"/>
     <w:sig w:usb0="800002E7" w:usb1="2AC7FCFF" w:usb2="00000012" w:usb3="00000000" w:csb0="0002009F" w:csb1="00000000"/>
   </w:font>
+  <w:font w:name="Aptos">
+    <w:panose1 w:val="020B0004020202020204"/>
+    <w:charset w:val="00"/>
+    <w:family w:val="swiss"/>
+    <w:pitch w:val="variable"/>
+    <w:sig w:usb0="20000287" w:usb1="00000003" w:usb2="00000000" w:usb3="00000000" w:csb0="0000019F" w:csb1="00000000"/>
+  </w:font>
+  <w:font w:name="Aptos Display">
+    <w:panose1 w:val="020B0004020202020204"/>
+    <w:charset w:val="00"/>
+    <w:family w:val="swiss"/>
+    <w:pitch w:val="variable"/>
+    <w:sig w:usb0="20000287" w:usb1="00000003" w:usb2="00000000" w:usb3="00000000" w:csb0="0000019F" w:csb1="00000000"/>
+  </w:font>
 </w:fonts>
 </file>
 
 <file path=word/glossary/settings.xml><?xml version="1.0" encoding="utf-8"?>
-<w:settings xmlns:mc="http://schemas.openxmlformats.org/markup-compatibility/2006" xmlns:o="urn:schemas-microsoft-com:office:office" xmlns:r="http://schemas.openxmlformats.org/officeDocument/2006/relationships" xmlns:m="http://schemas.openxmlformats.org/officeDocument/2006/math" xmlns:v="urn:schemas-microsoft-com:vml" xmlns:w10="urn:schemas-microsoft-com:office:word" xmlns:w="http://schemas.openxmlformats.org/wordprocessingml/2006/main" xmlns:w14="http://schemas.microsoft.com/office/word/2010/wordml" xmlns:w15="http://schemas.microsoft.com/office/word/2012/wordml" xmlns:w16cex="http://schemas.microsoft.com/office/word/2018/wordml/cex" xmlns:w16cid="http://schemas.microsoft.com/office/word/2016/wordml/cid" xmlns:w16="http://schemas.microsoft.com/office/word/2018/wordml" xmlns:w16sdtdh="http://schemas.microsoft.com/office/word/2020/wordml/sdtdatahash" xmlns:w16se="http://schemas.microsoft.com/office/word/2015/wordml/symex" xmlns:sl="http://schemas.openxmlformats.org/schemaLibrary/2006/main" mc:Ignorable="w14 w15 w16se w16cid w16 w16cex w16sdtdh">
+<w:settings xmlns:mc="http://schemas.openxmlformats.org/markup-compatibility/2006" xmlns:o="urn:schemas-microsoft-com:office:office" xmlns:r="http://schemas.openxmlformats.org/officeDocument/2006/relationships" xmlns:m="http://schemas.openxmlformats.org/officeDocument/2006/math" xmlns:v="urn:schemas-microsoft-com:vml" xmlns:w10="urn:schemas-microsoft-com:office:word" xmlns:w="http://schemas.openxmlformats.org/wordprocessingml/2006/main" xmlns:w14="http://schemas.microsoft.com/office/word/2010/wordml" xmlns:w15="http://schemas.microsoft.com/office/word/2012/wordml" xmlns:w16cex="http://schemas.microsoft.com/office/word/2018/wordml/cex" xmlns:w16cid="http://schemas.microsoft.com/office/word/2016/wordml/cid" xmlns:w16="http://schemas.microsoft.com/office/word/2018/wordml" xmlns:w16du="http://schemas.microsoft.com/office/word/2023/wordml/word16du" xmlns:w16sdtdh="http://schemas.microsoft.com/office/word/2020/wordml/sdtdatahash" xmlns:w16sdtfl="http://schemas.microsoft.com/office/word/2024/wordml/sdtformatlock" xmlns:w16se="http://schemas.microsoft.com/office/word/2015/wordml/symex" xmlns:sl="http://schemas.openxmlformats.org/schemaLibrary/2006/main" mc:Ignorable="w14 w15 w16se w16cid w16 w16cex w16sdtdh w16sdtfl w16du">
   <w:view w:val="normal"/>
   <w:defaultTabStop w:val="1304"/>
   <w:hyphenationZone w:val="425"/>
@@ -11311,7 +11356,9 @@
   <w:rsids>
     <w:rsidRoot w:val="00B868F5"/>
     <w:rsid w:val="001600E6"/>
+    <w:rsid w:val="00185C36"/>
     <w:rsid w:val="00845173"/>
+    <w:rsid w:val="008574A0"/>
     <w:rsid w:val="00893C9F"/>
     <w:rsid w:val="00B868F5"/>
   </w:rsids>
@@ -11337,7 +11384,7 @@
 </file>
 
 <file path=word/glossary/styles.xml><?xml version="1.0" encoding="utf-8"?>
-<w:styles xmlns:mc="http://schemas.openxmlformats.org/markup-compatibility/2006" xmlns:r="http://schemas.openxmlformats.org/officeDocument/2006/relationships" xmlns:w="http://schemas.openxmlformats.org/wordprocessingml/2006/main" xmlns:w14="http://schemas.microsoft.com/office/word/2010/wordml" xmlns:w15="http://schemas.microsoft.com/office/word/2012/wordml" xmlns:w16cex="http://schemas.microsoft.com/office/word/2018/wordml/cex" xmlns:w16cid="http://schemas.microsoft.com/office/word/2016/wordml/cid" xmlns:w16="http://schemas.microsoft.com/office/word/2018/wordml" xmlns:w16sdtdh="http://schemas.microsoft.com/office/word/2020/wordml/sdtdatahash" xmlns:w16se="http://schemas.microsoft.com/office/word/2015/wordml/symex" mc:Ignorable="w14 w15 w16se w16cid w16 w16cex w16sdtdh">
+<w:styles xmlns:mc="http://schemas.openxmlformats.org/markup-compatibility/2006" xmlns:r="http://schemas.openxmlformats.org/officeDocument/2006/relationships" xmlns:w="http://schemas.openxmlformats.org/wordprocessingml/2006/main" xmlns:w14="http://schemas.microsoft.com/office/word/2010/wordml" xmlns:w15="http://schemas.microsoft.com/office/word/2012/wordml" xmlns:w16cex="http://schemas.microsoft.com/office/word/2018/wordml/cex" xmlns:w16cid="http://schemas.microsoft.com/office/word/2016/wordml/cid" xmlns:w16="http://schemas.microsoft.com/office/word/2018/wordml" xmlns:w16du="http://schemas.microsoft.com/office/word/2023/wordml/word16du" xmlns:w16sdtdh="http://schemas.microsoft.com/office/word/2020/wordml/sdtdatahash" xmlns:w16sdtfl="http://schemas.microsoft.com/office/word/2024/wordml/sdtformatlock" xmlns:w16se="http://schemas.microsoft.com/office/word/2015/wordml/symex" mc:Ignorable="w14 w15 w16se w16cid w16 w16cex w16sdtdh w16sdtfl w16du">
   <w:docDefaults>
     <w:rPrDefault>
       <w:rPr>
@@ -11782,7 +11829,7 @@
 </file>
 
 <file path=word/glossary/webSettings.xml><?xml version="1.0" encoding="utf-8"?>
-<w:webSettings xmlns:mc="http://schemas.openxmlformats.org/markup-compatibility/2006" xmlns:r="http://schemas.openxmlformats.org/officeDocument/2006/relationships" xmlns:w="http://schemas.openxmlformats.org/wordprocessingml/2006/main" xmlns:w14="http://schemas.microsoft.com/office/word/2010/wordml" xmlns:w15="http://schemas.microsoft.com/office/word/2012/wordml" xmlns:w16cex="http://schemas.microsoft.com/office/word/2018/wordml/cex" xmlns:w16cid="http://schemas.microsoft.com/office/word/2016/wordml/cid" xmlns:w16="http://schemas.microsoft.com/office/word/2018/wordml" xmlns:w16sdtdh="http://schemas.microsoft.com/office/word/2020/wordml/sdtdatahash" xmlns:w16se="http://schemas.microsoft.com/office/word/2015/wordml/symex" mc:Ignorable="w14 w15 w16se w16cid w16 w16cex w16sdtdh">
+<w:webSettings xmlns:mc="http://schemas.openxmlformats.org/markup-compatibility/2006" xmlns:r="http://schemas.openxmlformats.org/officeDocument/2006/relationships" xmlns:w="http://schemas.openxmlformats.org/wordprocessingml/2006/main" xmlns:w14="http://schemas.microsoft.com/office/word/2010/wordml" xmlns:w15="http://schemas.microsoft.com/office/word/2012/wordml" xmlns:w16cex="http://schemas.microsoft.com/office/word/2018/wordml/cex" xmlns:w16cid="http://schemas.microsoft.com/office/word/2016/wordml/cid" xmlns:w16="http://schemas.microsoft.com/office/word/2018/wordml" xmlns:w16du="http://schemas.microsoft.com/office/word/2023/wordml/word16du" xmlns:w16sdtdh="http://schemas.microsoft.com/office/word/2020/wordml/sdtdatahash" xmlns:w16sdtfl="http://schemas.microsoft.com/office/word/2024/wordml/sdtformatlock" xmlns:w16se="http://schemas.microsoft.com/office/word/2015/wordml/symex" mc:Ignorable="w14 w15 w16se w16cid w16 w16cex w16sdtdh w16sdtfl w16du">
   <w:optimizeForBrowser/>
   <w:allowPNG/>
 </w:webSettings>
@@ -12050,19 +12097,21 @@
 </file>
 
 <file path=customXml/item1.xml><?xml version="1.0" encoding="utf-8"?>
-<b:Sources xmlns:b="http://schemas.openxmlformats.org/officeDocument/2006/bibliography" xmlns="http://schemas.openxmlformats.org/officeDocument/2006/bibliography" SelectedStyle="\APASixthEditionOfficeOnline.xsl" StyleName="APA" Version="6"/>
+<p:properties xmlns:p="http://schemas.microsoft.com/office/2006/metadata/properties" xmlns:xsi="http://www.w3.org/2001/XMLSchema-instance" xmlns:pc="http://schemas.microsoft.com/office/infopath/2007/PartnerControls">
+  <documentManagement>
+    <_ip_UnifiedCompliancePolicyUIAction xmlns="http://schemas.microsoft.com/sharepoint/v3" xsi:nil="true"/>
+    <TaxCatchAll xmlns="c3c11eb6-de36-4131-bab2-6a22847efc48" xsi:nil="true"/>
+    <_ip_UnifiedCompliancePolicyProperties xmlns="http://schemas.microsoft.com/sharepoint/v3" xsi:nil="true"/>
+    <lcf76f155ced4ddcb4097134ff3c332f xmlns="c7e2ecf6-e361-4159-9367-86aa4c26842f">
+      <Terms xmlns="http://schemas.microsoft.com/office/infopath/2007/PartnerControls"/>
+    </lcf76f155ced4ddcb4097134ff3c332f>
+    <Flow xmlns="c7e2ecf6-e361-4159-9367-86aa4c26842f" xsi:nil="true"/>
+    <Subjekt xmlns="c7e2ecf6-e361-4159-9367-86aa4c26842f" xsi:nil="true"/>
+  </documentManagement>
+</p:properties>
 </file>
 
 <file path=customXml/item2.xml><?xml version="1.0" encoding="utf-8"?>
-<?mso-contentType ?>
-<FormTemplates xmlns="http://schemas.microsoft.com/sharepoint/v3/contenttype/forms">
-  <Display>DocumentLibraryForm</Display>
-  <Edit>DocumentLibraryForm</Edit>
-  <New>DocumentLibraryForm</New>
-</FormTemplates>
-</file>
-
-<file path=customXml/item3.xml><?xml version="1.0" encoding="utf-8"?>
 <ct:contentTypeSchema xmlns:ct="http://schemas.microsoft.com/office/2006/metadata/contentType" xmlns:ma="http://schemas.microsoft.com/office/2006/metadata/properties/metaAttributes" ct:_="" ma:_="" ma:contentTypeName="Dokument" ma:contentTypeID="0x010100A42150DA7EBAE146A0008195A4976989" ma:contentTypeVersion="22" ma:contentTypeDescription="Opret et nyt dokument." ma:contentTypeScope="" ma:versionID="bb49a8d41e2132d2fd9bf186ff06d321">
   <xsd:schema xmlns:xsd="http://www.w3.org/2001/XMLSchema" xmlns:xs="http://www.w3.org/2001/XMLSchema" xmlns:p="http://schemas.microsoft.com/office/2006/metadata/properties" xmlns:ns1="http://schemas.microsoft.com/sharepoint/v3" xmlns:ns2="0ff1153b-be98-465d-a7ff-36bc3c69af6c" xmlns:ns3="c7e2ecf6-e361-4159-9367-86aa4c26842f" xmlns:ns4="c3c11eb6-de36-4131-bab2-6a22847efc48" targetNamespace="http://schemas.microsoft.com/office/2006/metadata/properties" ma:root="true" ma:fieldsID="17e0d2fe9dcd414a9c9b93b92d334190" ns1:_="" ns2:_="" ns3:_="" ns4:_="">
     <xsd:import namespace="http://schemas.microsoft.com/sharepoint/v3"/>
@@ -12351,38 +12400,32 @@
 </ct:contentTypeSchema>
 </file>
 
+<file path=customXml/item3.xml><?xml version="1.0" encoding="utf-8"?>
+<?mso-contentType ?>
+<FormTemplates xmlns="http://schemas.microsoft.com/sharepoint/v3/contenttype/forms">
+  <Display>DocumentLibraryForm</Display>
+  <Edit>DocumentLibraryForm</Edit>
+  <New>DocumentLibraryForm</New>
+</FormTemplates>
+</file>
+
 <file path=customXml/item4.xml><?xml version="1.0" encoding="utf-8"?>
-<p:properties xmlns:p="http://schemas.microsoft.com/office/2006/metadata/properties" xmlns:xsi="http://www.w3.org/2001/XMLSchema-instance" xmlns:pc="http://schemas.microsoft.com/office/infopath/2007/PartnerControls">
-  <documentManagement>
-    <_ip_UnifiedCompliancePolicyUIAction xmlns="http://schemas.microsoft.com/sharepoint/v3" xsi:nil="true"/>
-    <TaxCatchAll xmlns="c3c11eb6-de36-4131-bab2-6a22847efc48" xsi:nil="true"/>
-    <_ip_UnifiedCompliancePolicyProperties xmlns="http://schemas.microsoft.com/sharepoint/v3" xsi:nil="true"/>
-    <lcf76f155ced4ddcb4097134ff3c332f xmlns="c7e2ecf6-e361-4159-9367-86aa4c26842f">
-      <Terms xmlns="http://schemas.microsoft.com/office/infopath/2007/PartnerControls"/>
-    </lcf76f155ced4ddcb4097134ff3c332f>
-    <Flow xmlns="c7e2ecf6-e361-4159-9367-86aa4c26842f" xsi:nil="true"/>
-    <Subjekt xmlns="c7e2ecf6-e361-4159-9367-86aa4c26842f" xsi:nil="true"/>
-  </documentManagement>
-</p:properties>
+<b:Sources xmlns:b="http://schemas.openxmlformats.org/officeDocument/2006/bibliography" xmlns="http://schemas.openxmlformats.org/officeDocument/2006/bibliography" SelectedStyle="\APASixthEditionOfficeOnline.xsl" StyleName="APA" Version="6"/>
 </file>
 
 <file path=customXml/itemProps1.xml><?xml version="1.0" encoding="utf-8"?>
-<ds:datastoreItem xmlns:ds="http://schemas.openxmlformats.org/officeDocument/2006/customXml" ds:itemID="{0CD21416-CB03-48BC-8B28-BA3D85D25538}">
+<ds:datastoreItem xmlns:ds="http://schemas.openxmlformats.org/officeDocument/2006/customXml" ds:itemID="{0A1C0F80-DD73-4326-97B7-E93464BCA3ED}">
   <ds:schemaRefs>
-    <ds:schemaRef ds:uri="http://schemas.openxmlformats.org/officeDocument/2006/bibliography"/>
+    <ds:schemaRef ds:uri="http://schemas.microsoft.com/office/2006/metadata/properties"/>
+    <ds:schemaRef ds:uri="http://schemas.microsoft.com/office/infopath/2007/PartnerControls"/>
+    <ds:schemaRef ds:uri="http://schemas.microsoft.com/sharepoint/v3"/>
+    <ds:schemaRef ds:uri="c3c11eb6-de36-4131-bab2-6a22847efc48"/>
+    <ds:schemaRef ds:uri="c7e2ecf6-e361-4159-9367-86aa4c26842f"/>
   </ds:schemaRefs>
 </ds:datastoreItem>
 </file>
 
 <file path=customXml/itemProps2.xml><?xml version="1.0" encoding="utf-8"?>
-<ds:datastoreItem xmlns:ds="http://schemas.openxmlformats.org/officeDocument/2006/customXml" ds:itemID="{BC1E995A-8739-4F00-A9DB-FEC610CF2201}">
-  <ds:schemaRefs>
-    <ds:schemaRef ds:uri="http://schemas.microsoft.com/sharepoint/v3/contenttype/forms"/>
-  </ds:schemaRefs>
-</ds:datastoreItem>
-</file>
-
-<file path=customXml/itemProps3.xml><?xml version="1.0" encoding="utf-8"?>
 <ds:datastoreItem xmlns:ds="http://schemas.openxmlformats.org/officeDocument/2006/customXml" ds:itemID="{81500867-297F-47B8-B6CF-E86CC7A02F52}">
   <ds:schemaRefs>
     <ds:schemaRef ds:uri="http://schemas.microsoft.com/office/2006/metadata/contentType"/>
@@ -12403,14 +12446,18 @@
 </ds:datastoreItem>
 </file>
 
+<file path=customXml/itemProps3.xml><?xml version="1.0" encoding="utf-8"?>
+<ds:datastoreItem xmlns:ds="http://schemas.openxmlformats.org/officeDocument/2006/customXml" ds:itemID="{BC1E995A-8739-4F00-A9DB-FEC610CF2201}">
+  <ds:schemaRefs>
+    <ds:schemaRef ds:uri="http://schemas.microsoft.com/sharepoint/v3/contenttype/forms"/>
+  </ds:schemaRefs>
+</ds:datastoreItem>
+</file>
+
 <file path=customXml/itemProps4.xml><?xml version="1.0" encoding="utf-8"?>
-<ds:datastoreItem xmlns:ds="http://schemas.openxmlformats.org/officeDocument/2006/customXml" ds:itemID="{0A1C0F80-DD73-4326-97B7-E93464BCA3ED}">
+<ds:datastoreItem xmlns:ds="http://schemas.openxmlformats.org/officeDocument/2006/customXml" ds:itemID="{0CD21416-CB03-48BC-8B28-BA3D85D25538}">
   <ds:schemaRefs>
-    <ds:schemaRef ds:uri="http://schemas.microsoft.com/office/2006/metadata/properties"/>
-    <ds:schemaRef ds:uri="http://schemas.microsoft.com/office/infopath/2007/PartnerControls"/>
-    <ds:schemaRef ds:uri="http://schemas.microsoft.com/sharepoint/v3"/>
-    <ds:schemaRef ds:uri="c3c11eb6-de36-4131-bab2-6a22847efc48"/>
-    <ds:schemaRef ds:uri="c7e2ecf6-e361-4159-9367-86aa4c26842f"/>
+    <ds:schemaRef ds:uri="http://schemas.openxmlformats.org/officeDocument/2006/bibliography"/>
   </ds:schemaRefs>
 </ds:datastoreItem>
 </file>